--- a/cv/index.docx
+++ b/cv/index.docx
@@ -585,7 +585,7 @@
         </w:numPr>
       </w:pPr>
       <w:r>
-        <w:t xml:space="preserve">Development of custom AI chatbot for internal document summarisation.</w:t>
+        <w:t xml:space="preserve">Development of custom RAG agent for internal document summarisation.</w:t>
       </w:r>
     </w:p>
     <w:p>

--- a/cv/index.docx
+++ b/cv/index.docx
@@ -53,7 +53,7 @@
           <w:rPr>
             <w:rStyle w:val="Hyperlink"/>
           </w:rPr>
-          <w:t xml:space="preserve">linkedin</w:t>
+          <w:t xml:space="preserve">Linkedin</w:t>
         </w:r>
       </w:hyperlink>
     </w:p>

--- a/cv/index.docx
+++ b/cv/index.docx
@@ -24,9 +24,6 @@
       </w:pPr>
       <w:r>
         <w:t xml:space="preserve">Glasgow, UK.</w:t>
-      </w:r>
-      <w:r>
-        <w:t xml:space="preserve"> </w:t>
       </w:r>
       <w:r>
         <w:t xml:space="preserve"> </w:t>
@@ -41,9 +38,6 @@
       </w:hyperlink>
       <w:r>
         <w:t xml:space="preserve">.</w:t>
-      </w:r>
-      <w:r>
-        <w:t xml:space="preserve"> </w:t>
       </w:r>
       <w:r>
         <w:t xml:space="preserve"> </w:t>

--- a/cv/index.docx
+++ b/cv/index.docx
@@ -224,9 +224,9 @@
               <w:pStyle w:val="Heading3"/>
               <w:jc w:val="left"/>
             </w:pPr>
-            <w:bookmarkStart w:id="21" w:name="bioinformatics"/>
+            <w:bookmarkStart w:id="21" w:name="data-science"/>
             <w:r>
-              <w:t xml:space="preserve">Bioinformatics</w:t>
+              <w:t xml:space="preserve">Data science</w:t>
             </w:r>
             <w:bookmarkEnd w:id="21"/>
           </w:p>
@@ -240,7 +240,7 @@
               <w:jc w:val="left"/>
             </w:pPr>
             <w:r>
-              <w:t xml:space="preserve">RNA-seq</w:t>
+              <w:t xml:space="preserve">Tidyverse/Tidymodels</w:t>
             </w:r>
           </w:p>
           <w:p>
@@ -253,7 +253,7 @@
               <w:jc w:val="left"/>
             </w:pPr>
             <w:r>
-              <w:t xml:space="preserve">Variant calling and haplotype analysis</w:t>
+              <w:t xml:space="preserve">Quarto/RMarkdown</w:t>
             </w:r>
           </w:p>
           <w:p>
@@ -266,7 +266,7 @@
               <w:jc w:val="left"/>
             </w:pPr>
             <w:r>
-              <w:t xml:space="preserve">ASO design</w:t>
+              <w:t xml:space="preserve">Shiny/Plotly/Bslib/DT</w:t>
             </w:r>
           </w:p>
           <w:p>
@@ -279,33 +279,7 @@
               <w:jc w:val="left"/>
             </w:pPr>
             <w:r>
-              <w:t xml:space="preserve">Proteomics</w:t>
-            </w:r>
-          </w:p>
-          <w:p>
-            <w:pPr>
-              <w:pStyle w:val="Compact"/>
-              <w:numPr>
-                <w:ilvl w:val="0"/>
-                <w:numId w:val="1002"/>
-              </w:numPr>
-              <w:jc w:val="left"/>
-            </w:pPr>
-            <w:r>
-              <w:t xml:space="preserve">High-throughput screening development</w:t>
-            </w:r>
-          </w:p>
-          <w:p>
-            <w:pPr>
-              <w:pStyle w:val="Compact"/>
-              <w:numPr>
-                <w:ilvl w:val="0"/>
-                <w:numId w:val="1002"/>
-              </w:numPr>
-              <w:jc w:val="left"/>
-            </w:pPr>
-            <w:r>
-              <w:t xml:space="preserve">NextFlow</w:t>
+              <w:t xml:space="preserve">Numpy/Pandas/Matplotlib/Seaborn</w:t>
             </w:r>
           </w:p>
         </w:tc>
@@ -330,9 +304,9 @@
               <w:pStyle w:val="Heading3"/>
               <w:jc w:val="left"/>
             </w:pPr>
-            <w:bookmarkStart w:id="22" w:name="data-science"/>
+            <w:bookmarkStart w:id="22" w:name="bioinformatics"/>
             <w:r>
-              <w:t xml:space="preserve">Data science</w:t>
+              <w:t xml:space="preserve">Bioinformatics</w:t>
             </w:r>
             <w:bookmarkEnd w:id="22"/>
           </w:p>
@@ -346,7 +320,7 @@
               <w:jc w:val="left"/>
             </w:pPr>
             <w:r>
-              <w:t xml:space="preserve">Tidyverse/Tidymodels</w:t>
+              <w:t xml:space="preserve">RNA-seq</w:t>
             </w:r>
           </w:p>
           <w:p>
@@ -359,7 +333,7 @@
               <w:jc w:val="left"/>
             </w:pPr>
             <w:r>
-              <w:t xml:space="preserve">Quarto/RMarkdown</w:t>
+              <w:t xml:space="preserve">Variant calling and haplotype analysis</w:t>
             </w:r>
           </w:p>
           <w:p>
@@ -372,7 +346,7 @@
               <w:jc w:val="left"/>
             </w:pPr>
             <w:r>
-              <w:t xml:space="preserve">Shiny/Plotly/Bslib/DT</w:t>
+              <w:t xml:space="preserve">ASO design</w:t>
             </w:r>
           </w:p>
           <w:p>
@@ -385,7 +359,33 @@
               <w:jc w:val="left"/>
             </w:pPr>
             <w:r>
-              <w:t xml:space="preserve">Numpy/Pandas/Matplotlib/Seaborn</w:t>
+              <w:t xml:space="preserve">Proteomics</w:t>
+            </w:r>
+          </w:p>
+          <w:p>
+            <w:pPr>
+              <w:pStyle w:val="Compact"/>
+              <w:numPr>
+                <w:ilvl w:val="0"/>
+                <w:numId w:val="1003"/>
+              </w:numPr>
+              <w:jc w:val="left"/>
+            </w:pPr>
+            <w:r>
+              <w:t xml:space="preserve">High-throughput screening development</w:t>
+            </w:r>
+          </w:p>
+          <w:p>
+            <w:pPr>
+              <w:pStyle w:val="Compact"/>
+              <w:numPr>
+                <w:ilvl w:val="0"/>
+                <w:numId w:val="1003"/>
+              </w:numPr>
+              <w:jc w:val="left"/>
+            </w:pPr>
+            <w:r>
+              <w:t xml:space="preserve">NextFlow</w:t>
             </w:r>
           </w:p>
         </w:tc>
@@ -464,20 +464,7 @@
               <w:jc w:val="left"/>
             </w:pPr>
             <w:r>
-              <w:t xml:space="preserve">Azure</w:t>
-            </w:r>
-          </w:p>
-          <w:p>
-            <w:pPr>
-              <w:pStyle w:val="Compact"/>
-              <w:numPr>
-                <w:ilvl w:val="0"/>
-                <w:numId w:val="1004"/>
-              </w:numPr>
-              <w:jc w:val="left"/>
-            </w:pPr>
-            <w:r>
-              <w:t xml:space="preserve">Relational database design</w:t>
+              <w:t xml:space="preserve">Azure SQL/Blob storage/Container apps/App service/OpenAI</w:t>
             </w:r>
           </w:p>
           <w:p>
@@ -506,6 +493,19 @@
               <w:t xml:space="preserve">Uv/Poetry/Pytest</w:t>
             </w:r>
           </w:p>
+          <w:p>
+            <w:pPr>
+              <w:pStyle w:val="Compact"/>
+              <w:numPr>
+                <w:ilvl w:val="0"/>
+                <w:numId w:val="1004"/>
+              </w:numPr>
+              <w:jc w:val="left"/>
+            </w:pPr>
+            <w:r>
+              <w:t xml:space="preserve">Relational database design</w:t>
+            </w:r>
+          </w:p>
         </w:tc>
       </w:tr>
     </w:tbl>
@@ -543,7 +543,7 @@
         <w:t xml:space="preserve"> </w:t>
       </w:r>
       <w:r>
-        <w:t xml:space="preserve">Typical projects include:</w:t>
+        <w:t xml:space="preserve">Projects include:</w:t>
       </w:r>
     </w:p>
     <w:p>
@@ -751,7 +751,7 @@
         <w:t xml:space="preserve"> </w:t>
       </w:r>
       <w:r>
-        <w:t xml:space="preserve">utilising various omics data types. Typical analyses included:</w:t>
+        <w:t xml:space="preserve">utilising various omics data types. Analyses included:</w:t>
       </w:r>
     </w:p>
     <w:p>

--- a/cv/index.docx
+++ b/cv/index.docx
@@ -107,13 +107,13 @@
         <w:t xml:space="preserve"> </w:t>
       </w:r>
       <w:r>
-        <w:t xml:space="preserve">public audit sectors, I have acquired transferable skills in analysing complex</w:t>
+        <w:t xml:space="preserve">public audit sectors, I have acquired transferable skills in developing automated</w:t>
       </w:r>
       <w:r>
         <w:t xml:space="preserve"> </w:t>
       </w:r>
       <w:r>
-        <w:t xml:space="preserve">data sets and developing data-centred products.</w:t>
+        <w:t xml:space="preserve">pipelines, transforming complex data sets and creating data-centred products.</w:t>
       </w:r>
     </w:p>
     <w:bookmarkEnd w:id="19"/>
@@ -493,19 +493,6 @@
               <w:t xml:space="preserve">Uv/Poetry/Pytest</w:t>
             </w:r>
           </w:p>
-          <w:p>
-            <w:pPr>
-              <w:pStyle w:val="Compact"/>
-              <w:numPr>
-                <w:ilvl w:val="0"/>
-                <w:numId w:val="1004"/>
-              </w:numPr>
-              <w:jc w:val="left"/>
-            </w:pPr>
-            <w:r>
-              <w:t xml:space="preserve">Relational database design</w:t>
-            </w:r>
-          </w:p>
         </w:tc>
       </w:tr>
     </w:tbl>
@@ -615,13 +602,13 @@
         </w:numPr>
       </w:pPr>
       <w:r>
-        <w:t xml:space="preserve">I use Git for version control and develop GitHub pipelines for maintaining</w:t>
+        <w:t xml:space="preserve">I use Git for version control and developing automated pipelines for maintaining</w:t>
       </w:r>
       <w:r>
         <w:t xml:space="preserve"> </w:t>
       </w:r>
       <w:r>
-        <w:t xml:space="preserve">code and adhering to continuous integration (CI) and continuous development (CD)</w:t>
+        <w:t xml:space="preserve">code by adhering to continuous integration (CI) and continuous development (CD)</w:t>
       </w:r>
       <w:r>
         <w:t xml:space="preserve"> </w:t>
@@ -818,18 +805,6 @@
       </w:r>
       <w:r>
         <w:t xml:space="preserve">whole genome sequencing data.</w:t>
-      </w:r>
-    </w:p>
-    <w:p>
-      <w:pPr>
-        <w:pStyle w:val="Compact"/>
-        <w:numPr>
-          <w:ilvl w:val="1"/>
-          <w:numId w:val="1009"/>
-        </w:numPr>
-      </w:pPr>
-      <w:r>
-        <w:t xml:space="preserve">Data mining of public bioinformatic databases.</w:t>
       </w:r>
     </w:p>
     <w:p>

--- a/cv/index.docx
+++ b/cv/index.docx
@@ -71,7 +71,7 @@
         <w:t xml:space="preserve"> </w:t>
       </w:r>
       <w:r>
-        <w:t xml:space="preserve">In my current role as an R/R Shiny developer at Audit Scotland, I am a</w:t>
+        <w:t xml:space="preserve">In my current role as an R/R Shiny developer at Audit Scotland, I act as a</w:t>
       </w:r>
       <w:r>
         <w:t xml:space="preserve"> </w:t>
@@ -240,7 +240,7 @@
               <w:jc w:val="left"/>
             </w:pPr>
             <w:r>
-              <w:t xml:space="preserve">Tidyverse/Tidymodels</w:t>
+              <w:t xml:space="preserve">Tidyverse, Tidymodels</w:t>
             </w:r>
           </w:p>
           <w:p>
@@ -253,7 +253,7 @@
               <w:jc w:val="left"/>
             </w:pPr>
             <w:r>
-              <w:t xml:space="preserve">Quarto/RMarkdown</w:t>
+              <w:t xml:space="preserve">Quarto, RMarkdown</w:t>
             </w:r>
           </w:p>
           <w:p>
@@ -266,7 +266,7 @@
               <w:jc w:val="left"/>
             </w:pPr>
             <w:r>
-              <w:t xml:space="preserve">Shiny/Plotly/Bslib/DT</w:t>
+              <w:t xml:space="preserve">Shiny, Plotly, Bslib, DT</w:t>
             </w:r>
           </w:p>
           <w:p>
@@ -279,7 +279,7 @@
               <w:jc w:val="left"/>
             </w:pPr>
             <w:r>
-              <w:t xml:space="preserve">Numpy/Pandas/Matplotlib/Seaborn</w:t>
+              <w:t xml:space="preserve">Numpy, Pandas, Matplotlib, Seaborn</w:t>
             </w:r>
           </w:p>
         </w:tc>
@@ -346,7 +346,7 @@
               <w:jc w:val="left"/>
             </w:pPr>
             <w:r>
-              <w:t xml:space="preserve">ASO design</w:t>
+              <w:t xml:space="preserve">Anti-sense oligonucleotide design</w:t>
             </w:r>
           </w:p>
           <w:p>
@@ -385,7 +385,20 @@
               <w:jc w:val="left"/>
             </w:pPr>
             <w:r>
-              <w:t xml:space="preserve">NextFlow</w:t>
+              <w:t xml:space="preserve">Nextflow</w:t>
+            </w:r>
+          </w:p>
+          <w:p>
+            <w:pPr>
+              <w:pStyle w:val="Compact"/>
+              <w:numPr>
+                <w:ilvl w:val="0"/>
+                <w:numId w:val="1003"/>
+              </w:numPr>
+              <w:jc w:val="left"/>
+            </w:pPr>
+            <w:r>
+              <w:t xml:space="preserve">Over-representation and gene-set enrichment analysis</w:t>
             </w:r>
           </w:p>
         </w:tc>
@@ -464,7 +477,7 @@
               <w:jc w:val="left"/>
             </w:pPr>
             <w:r>
-              <w:t xml:space="preserve">Azure SQL/Blob storage/Container apps/App service/OpenAI</w:t>
+              <w:t xml:space="preserve">Azure: SQL/Blob storage/Container apps/App service/OpenAI</w:t>
             </w:r>
           </w:p>
           <w:p>
@@ -477,7 +490,7 @@
               <w:jc w:val="left"/>
             </w:pPr>
             <w:r>
-              <w:t xml:space="preserve">Devtools/Testthat</w:t>
+              <w:t xml:space="preserve">R package development: Devtools, Testthat, Covr</w:t>
             </w:r>
           </w:p>
           <w:p>
@@ -490,7 +503,7 @@
               <w:jc w:val="left"/>
             </w:pPr>
             <w:r>
-              <w:t xml:space="preserve">Uv/Poetry/Pytest</w:t>
+              <w:t xml:space="preserve">Python package development: Uv, Poetry, Pytest, Coverage</w:t>
             </w:r>
           </w:p>
         </w:tc>
@@ -948,7 +961,7 @@
         </w:numPr>
       </w:pPr>
       <w:r>
-        <w:t xml:space="preserve">Dissertation: Implementing a pipeline for the detection of copy number variants in a custom panel capture library for hereditary cancer.</w:t>
+        <w:t xml:space="preserve">Dissertation: Implementing a pipeline for the detection of copy number variants in hereditary cancer.</w:t>
       </w:r>
     </w:p>
     <w:bookmarkEnd w:id="29"/>

--- a/cv/index.docx
+++ b/cv/index.docx
@@ -71,7 +71,7 @@
         <w:t xml:space="preserve"> </w:t>
       </w:r>
       <w:r>
-        <w:t xml:space="preserve">In my current role as an R/R Shiny developer at Audit Scotland, I act as a</w:t>
+        <w:t xml:space="preserve">In my current role as an R/R Shiny developer at Audit Scotland, I operate as a</w:t>
       </w:r>
       <w:r>
         <w:t xml:space="preserve"> </w:t>
@@ -113,7 +113,7 @@
         <w:t xml:space="preserve"> </w:t>
       </w:r>
       <w:r>
-        <w:t xml:space="preserve">pipelines, transforming complex data sets and creating data-centred products.</w:t>
+        <w:t xml:space="preserve">data pipelines, transforming complex data sets and creating data-centred user applications.</w:t>
       </w:r>
     </w:p>
     <w:bookmarkEnd w:id="19"/>
@@ -398,7 +398,7 @@
               <w:jc w:val="left"/>
             </w:pPr>
             <w:r>
-              <w:t xml:space="preserve">Over-representation and gene-set enrichment analysis</w:t>
+              <w:t xml:space="preserve">Hypergeometric and gene-set enrichment analysis</w:t>
             </w:r>
           </w:p>
         </w:tc>
@@ -490,7 +490,7 @@
               <w:jc w:val="left"/>
             </w:pPr>
             <w:r>
-              <w:t xml:space="preserve">R package development: Devtools, Testthat, Covr</w:t>
+              <w:t xml:space="preserve">R development: Devtools, Testthat, Covr</w:t>
             </w:r>
           </w:p>
           <w:p>
@@ -503,7 +503,7 @@
               <w:jc w:val="left"/>
             </w:pPr>
             <w:r>
-              <w:t xml:space="preserve">Python package development: Uv, Poetry, Pytest, Coverage</w:t>
+              <w:t xml:space="preserve">Python development: Uv, Poetry, Pytest, Coverage</w:t>
             </w:r>
           </w:p>
         </w:tc>
